--- a/Porfolio Project Report.docx
+++ b/Porfolio Project Report.docx
@@ -287,7 +287,7 @@
           </w:tcPr>
           <w:p>
             <w:r>
-              <w:t>[DD Month YYYY]</w:t>
+              <w:t>21 July 2026</w:t>
             </w:r>
           </w:p>
         </w:tc>
@@ -1324,7 +1324,7 @@
           <w:noProof/>
         </w:rPr>
         <w:drawing>
-          <wp:anchor distT="0" distB="0" distL="114300" distR="114300" simplePos="0" relativeHeight="251659264" behindDoc="1" locked="0" layoutInCell="1" allowOverlap="1" wp14:anchorId="1A162ACC" wp14:editId="376C80BE">
+          <wp:anchor distT="0" distB="0" distL="114300" distR="114300" simplePos="0" relativeHeight="251659264" behindDoc="1" locked="0" layoutInCell="1" allowOverlap="1" wp14:anchorId="1A162ACC" wp14:editId="24AD14C8">
             <wp:simplePos x="0" y="0"/>
             <wp:positionH relativeFrom="margin">
               <wp:align>right</wp:align>
@@ -1959,15 +1959,7 @@
             <w:sz w:val="22"/>
             <w:szCs w:val="22"/>
           </w:rPr>
-          <w:t>Driv</w:t>
-        </w:r>
-        <w:r>
-          <w:rPr>
-            <w:rStyle w:val="Hyperlink"/>
-            <w:sz w:val="22"/>
-            <w:szCs w:val="22"/>
-          </w:rPr>
-          <w:t>e</w:t>
+          <w:t>Drive</w:t>
         </w:r>
       </w:hyperlink>
     </w:p>

--- a/Porfolio Project Report.docx
+++ b/Porfolio Project Report.docx
@@ -112,6 +112,58 @@
           <w:p>
             <w:r>
               <w:t>Ekansh Tanwar</w:t>
+            </w:r>
+          </w:p>
+        </w:tc>
+      </w:tr>
+      <w:tr>
+        <w:trPr>
+          <w:jc w:val="center"/>
+        </w:trPr>
+        <w:tc>
+          <w:tcPr>
+            <w:tcW w:w="2500" w:type="dxa"/>
+            <w:shd w:val="clear" w:color="auto" w:fill="EAF4FB"/>
+            <w:tcMar>
+              <w:top w:w="100" w:type="dxa"/>
+              <w:left w:w="150" w:type="dxa"/>
+              <w:bottom w:w="100" w:type="dxa"/>
+              <w:right w:w="150" w:type="dxa"/>
+            </w:tcMar>
+          </w:tcPr>
+          <w:p>
+            <w:pPr>
+              <w:rPr>
+                <w:b/>
+                <w:bCs/>
+                <w:sz w:val="21"/>
+                <w:szCs w:val="21"/>
+              </w:rPr>
+            </w:pPr>
+            <w:r>
+              <w:rPr>
+                <w:b/>
+                <w:bCs/>
+                <w:sz w:val="21"/>
+                <w:szCs w:val="21"/>
+              </w:rPr>
+              <w:t>Intern ID</w:t>
+            </w:r>
+          </w:p>
+        </w:tc>
+        <w:tc>
+          <w:tcPr>
+            <w:tcW w:w="4500" w:type="dxa"/>
+            <w:tcMar>
+              <w:top w:w="100" w:type="dxa"/>
+              <w:left w:w="150" w:type="dxa"/>
+              <w:bottom w:w="100" w:type="dxa"/>
+              <w:right w:w="150" w:type="dxa"/>
+            </w:tcMar>
+          </w:tcPr>
+          <w:p>
+            <w:r>
+              <w:t>6594</w:t>
             </w:r>
           </w:p>
         </w:tc>
@@ -1324,7 +1376,7 @@
           <w:noProof/>
         </w:rPr>
         <w:drawing>
-          <wp:anchor distT="0" distB="0" distL="114300" distR="114300" simplePos="0" relativeHeight="251659264" behindDoc="1" locked="0" layoutInCell="1" allowOverlap="1" wp14:anchorId="1A162ACC" wp14:editId="24AD14C8">
+          <wp:anchor distT="0" distB="0" distL="114300" distR="114300" simplePos="0" relativeHeight="251659264" behindDoc="1" locked="0" layoutInCell="1" allowOverlap="1" wp14:anchorId="1A162ACC" wp14:editId="24B91610">
             <wp:simplePos x="0" y="0"/>
             <wp:positionH relativeFrom="margin">
               <wp:align>right</wp:align>
